--- a/example_articles/us_region/Multiple/4.us_region_Multiple_Other_publisher.docx
+++ b/example_articles/us_region/Multiple/4.us_region_Multiple_Other_publisher.docx
@@ -27,17 +27,17 @@
     </w:p>
     <w:p>
       <w:r>
-        <w:t>Source File: Other publishers/Files (500) (21).DOCX</w:t>
+        <w:t>Source file: Other publishers/Files (500) (21).DOCX</w:t>
       </w:r>
     </w:p>
     <w:p>
       <w:r>
-        <w:t>Raw locations result: ['New York', 'Ohio', 'Wisconsin', 'Pennsylvania', 'Connecticut', 'California', 'Michigan']</w:t>
+        <w:t>Raw locations result, 'locations': ['New York', 'Ohio', 'Wisconsin', 'Pennsylvania', 'Connecticut', 'California', 'Michigan']</w:t>
       </w:r>
     </w:p>
     <w:p>
       <w:r>
-        <w:t>us_region_stand_flat (Standardized): Multiple</w:t>
+        <w:t>Standardized locations result, 'us_region_stand_flat': Multiple</w:t>
       </w:r>
     </w:p>
     <w:p>

--- a/example_articles/us_region/Multiple/4.us_region_Multiple_Other_publisher.docx
+++ b/example_articles/us_region/Multiple/4.us_region_Multiple_Other_publisher.docx
@@ -7,7 +7,7 @@
         <w:pStyle w:val="Heading1"/>
       </w:pPr>
       <w:r>
-        <w:t>Hopes run high in Conn. - Correction Appended</w:t>
+        <w:t>Would Lasix ban bleed some dry?</w:t>
       </w:r>
     </w:p>
     <w:p>
@@ -17,22 +17,22 @@
     </w:p>
     <w:p>
       <w:r>
-        <w:t>Date: 1990-10-24</w:t>
+        <w:t>Date: 1990-06-07</w:t>
       </w:r>
     </w:p>
     <w:p>
       <w:r>
-        <w:t>Section: NEWS; Pg. 3A</w:t>
+        <w:t>Section: SPORTS; Pg. 1C; Cover Story</w:t>
       </w:r>
     </w:p>
     <w:p>
       <w:r>
-        <w:t>Source file: Other publishers/Files (500) (21).DOCX</w:t>
+        <w:t>Source file: Other publishers/Files (500) (30).DOCX</w:t>
       </w:r>
     </w:p>
     <w:p>
       <w:r>
-        <w:t>Raw locations result, 'locations': ['New York', 'Ohio', 'Wisconsin', 'Pennsylvania', 'Connecticut', 'California', 'Michigan']</w:t>
+        <w:t>Raw locations result, 'locations': ['West Virginia', 'Kentucky', 'Maryland', 'California', 'New York']</w:t>
       </w:r>
     </w:p>
     <w:p>
@@ -49,72 +49,79 @@
     </w:p>
     <w:p>
       <w:r>
-        <w:t>A black Republican hasn't been elected to the House of Representatives in 58 years. A look at the two leading contenders to change that:</w:t>
+        <w:t>It might be expected that trainers at this working class racetrack would be offended or angry at New York's claim to purity. Instead, they laugh with incredulity.</w:t>
         <w:br/>
-        <w:t xml:space="preserve"> </w:t>
+        <w:t>New York is the only state that disallows the use of medication on race day. That includes Lasix, a diuretic given to horses that experience respiratory bleeding that can range from traces to gushing. At many tracks across the USA, including Charles Town, some Thoroughbreds rely on it.</w:t>
         <w:br/>
-        <w:t xml:space="preserve"> WATERBURY, Conn. - This blue-collar city seems an unlikely proving ground for Republicans.</w:t>
+        <w:t>Because Preakness winner Summer Squall, a user of Lasix, is skipping Saturday's Belmont Stakes in New York, there won't be a rubber match between Summer Squall and Unbridled. Kentucky Derby winner Unbridled, also a Lasix user, will compete in the 1 1/2-mile race. His trainer believes for this one race only he can run without the medication.</w:t>
         <w:br/>
-        <w:t>But the GOP is counting on working class Democrats here - who came out in droves to elect George Bush and Ronald Reagan - to help the party reshape its image.</w:t>
+        <w:t>Race-track medication always has been cause for a hot discussion, but in the last 30 days it has heated to a boil. A recent study by the Jockey Club suggested that Lasix had ''questionable efficacy'' to stop bleeding and that it improves performance.</w:t>
         <w:br/>
-        <w:t>National Republicans are pinning their hopes on city alderman Gary Franks in a closely watched House race.</w:t>
+        <w:t>Racing writer Paul Moran left no doubt of his stance when he wrote in New York's Newsday: ''Racing wears Lasix like a festering, self-inflicted wound on the end of its nose opened by the ax of greed and stamped with the imprimatur of every racing commission in the nation except New York's.''</w:t>
         <w:br/>
-        <w:t>Franks, 37, is a former high school basketball star, Yale graduate and real estate developer who embraces the GOP's most conservative stands. And, he's black.</w:t>
+        <w:t>Trainers at Charles Town aren't interested in theory or opinion, only reality.</w:t>
         <w:br/>
-        <w:t>''We can't afford to write off any segment of the population,'' says Republican spokeswoman Leslie Goodman.</w:t>
+        <w:t>''If they think they're cleaner than us, they're blowing smoke,'' said Charles Town trainer Bob Brothers, who disputes claims that New Yorkers have a greater appreciation for the sport. ''It's ridiculous. I am in this game because I love it.''</w:t>
         <w:br/>
-        <w:t>The party's new message: ''It's not whether or not you can get to the lunch counter, it's whether or not you have the money to buy lunch,'' she says.</w:t>
+        <w:t>To guys like Brothers, racing is a business, one they work at seven days a week. They run for purses averaging $ 2,000-$ 6,000. They might cherish the work, but it is still a business. Lasix is a necessity of that business, not a topic of debate.</w:t>
         <w:br/>
-        <w:t>Franks couldn't agree more.</w:t>
+        <w:t>''You eliminate Lasix and I don't think I could survive,'' said Charles Town's George Whitehair.</w:t>
         <w:br/>
-        <w:t>President Bush campaigns for him in Waterbury today - a day after the president vetoed the civil rights bill.</w:t>
+        <w:t>Without Lasix, horses who bleed would be out for long periods of rest. With the medication, they are able to run more often, which means bigger fields, translating to better betting handles with money filtering back into purses.</w:t>
         <w:br/>
-        <w:t>At a debate Sunday night, Democrat Toby Moffett blasted Franks for not supporting the civil rights measure, accusing Frank of being in league with arch-conservatives like Sen. Jesse Helms, R-N.C.</w:t>
+        <w:t>''In this day and age, it saves thousands of dollars,'' said Bobby Hilton, one of the leading trainers at Charles Town. ''To say you can't use it is incredible. Only the NYRA (New York Racing Association) and the Jockey Club would dare to come up with something like this. These guys somehow got out of step with the rest of the racing industry. They are successful at driving their viewpoints down everyone else's throats. It should be a non- issue, but here we go again.''</w:t>
         <w:br/>
-        <w:t>''Mr. Moffett, do not talk to me about civil rights,'' Franks replied. ''When I was a child, I had a cross burned in front of my house.''</w:t>
+        <w:t>Despite the New York attitude, it hasn't stopped the widespread use of the medication. The popular conception is that Lasix is abused at small tracks and tolerated at larger ones. That isn't necessarily so.</w:t>
         <w:br/>
-        <w:t>Moffett is a former House member who lost Senate and gubernatorial bids in 1982 and 1986 and then became a TV news anchor in Hartford.</w:t>
+        <w:t>Charles Town has approximately 39 percent of its horses run on the medication. At Churchill Downs in Louisville on the day of the Kentucky Derby, 50 of the 85 horses that ran used Lasix. On Preakness Day at Pimlico Race Course in Baltimore, 60 of 87 horses ran on Lasix. And at Hollywood Park in Inglewood, Calif., 61 of 77 horses ran on the medication last Sunday when 1989 Horse of the Year Sunday Silence made his 1990 debut.</w:t>
         <w:br/>
-        <w:t>He quit TV and moved into the congresssional district, where only 4% of the voters are black, to seek to replace GOP Rep. John Rowland, who's running for governor.</w:t>
+        <w:t>''I'd rather that everybody used it. I don't know why New York is so stubborn,'' said Hall of Fame trainer Ron McAnally, based in California. ''I don't know why they make an issue out there. I think it has really hurt New York racing. They have lost a lot of good players.''</w:t>
         <w:br/>
-        <w:t>Moffet doesn't hide the fact that he moved in when he saw a seat open in the district. But he's had to convince voters he isn't an opportunist and to defend GOP charges that he's a liberal relic.</w:t>
+        <w:t>And it will take more than a scientific study for trainers to believe that Lasix doesn't help their horses stop bleeding or that it improves performance.</w:t>
         <w:br/>
-        <w:t>Republican state Sen. James McLaughlin, who lost the GOP nomination to Franks, dubbed Moffett a ''free-wheeling, nutty, kooky, big-spending liberal of the 1970s'' in his campaign.</w:t>
+        <w:t>''All it does is let a horse do what they are capable of doing,'' said Hilton. ''The study that says it doesn't stop them from bleeding is nonsense. And it doesn't make a horse go faster. It is not hop. To say you can't use it is incredible.''</w:t>
         <w:br/>
-        <w:t>Moffett, who's taking more moderate stands now, replies: ''I'm basically a moderate person. I'm an activist, an advocate for the people.''</w:t>
+        <w:t>D. Wayne Lukas, the leading money-winning trainer the last seven years, runs horses in New York and California.</w:t>
         <w:br/>
-        <w:t>He says Franks is so conservative ''he's off the charts.''</w:t>
+        <w:t>''I don't believe in the bottom-line statement that Lasix doesn't help a horse stop bleeding when we see day in and day out that we have bleeders it does help,'' said Lukas. ''I just don't think it has any enhancing quality. If it does, I'd be surprised.''</w:t>
         <w:br/>
-        <w:t>But Franks, who supports the death penalty and abortion rights, says he's in step with workers in Connecticut's most conservative district.</w:t>
+        <w:t>The connections of Summer Squall believe his spring campaign was too rough to risk running in the Belmont without the medication.</w:t>
         <w:br/>
-        <w:t>And, he says, he's in step with minority views, too.</w:t>
+        <w:t>''You couldn't catch me with a net if I was pointing him to the Belmont and not knowing what would happen,'' said trainer Neil Howard. ''I respect the rules. It is not nagging at me that we can't go. We're not trying to get away from the Lasix rule.''</w:t>
         <w:br/>
-        <w:t>''I'd be happy to take a snapshot of America'' during the Carter era when Moffett served in Congress, Franks says. Interest and unemployment rates soared, and that ''affected blacks (and) whites.''</w:t>
+        <w:t>Carl Nafzger, trainer of Unbridled, will take special precautions to prepare his colt for one race without medication.</w:t>
+        <w:br/>
+        <w:t>''It won't be anything drastic. Just in the last 12 hours I will get the system as empty as you can get it. I will take his food and water away,'' said Nafzger.</w:t>
+        <w:br/>
+        <w:t>With one top colt out of the Belmont and one having to compromise his normal schedule, many horseman are crying for equality in the rules. Either have everybody able to use medication or no one.</w:t>
+        <w:br/>
+        <w:t>Purists believe that if no one used medication, it would be a truer indication of the best horse. Not everyone agrees. They would rather see all the top competition.</w:t>
+        <w:br/>
+        <w:t>''When you have a horse like that son of a gun Summer Squall, it is not right not to let him run with the medication he needs,'' said trainer Frank Smith. ''It is detrimental to the best interests of racing, as far as I'm concerned.''</w:t>
+        <w:br/>
+        <w:t>But the Belmont is only a drop in the ocean of racing. There were more than 82,000 races last year drawing more than 60 million fans who bet close to $ 10 billion.</w:t>
+        <w:br/>
+        <w:t>The assertion is that without medication to help horses race, many tracks could simply put a ''For Sale'' sign out front.</w:t>
+        <w:br/>
+        <w:t>Many horsemen in New York have the economic resources to rest a horse that bleeds. That luxury is not afforded to everyone.</w:t>
+        <w:br/>
+        <w:t>''The New York stance is the rich man's stance. If one horse bleeds, bring in one that doesn't,'' said Maryland trainer John Hartsell. ''That is not an option for a guy with his last $ 10,000 invested. With Lasix, he can run.''</w:t>
+        <w:br/>
+        <w:t>Dr. Dennis Dibbern, state veterinarian for West Virginia, thinks that economics and integrity can be coupled: ''Even without Lasix, people are still going to run their horses. And if the public can't reliably bet on them with the confidence they are performing to the best of their ability, then we are cheating them. That's why Lasix should be available.</w:t>
+        <w:br/>
+        <w:t>''The public cannot see into the lungs of a horse before a race. They don't know if they had bled. With Lasix, you serve the integrity of the betting public. They know the horse is able to run to his capabilities.''</w:t>
+        <w:br/>
+        <w:t>Said trainer Darryl Boyer: ''If for no other reason, Lasix should be available as a safety feature. If a horse can't breathe, he will fall. If that's not defrauding the public, what is?''</w:t>
+        <w:br/>
+        <w:t>Still, the bottom line is the bottom line.</w:t>
+        <w:br/>
+        <w:t>''If they won't let me use Lasix, I might as well go to the movies,'' said Whitehair.</w:t>
         <w:br/>
         <w:br/>
         <w:t>Notes</w:t>
         <w:br/>
         <w:br/>
-        <w:t>Accompanies; Family, more than race, is big issue in Ohio contest; Two close races, one uphill battle</w:t>
-        <w:br/>
-        <w:t>Correction</w:t>
-        <w:br/>
-        <w:br/>
-        <w:t>USA TODAY reported Tuesday that a black Republican hasn't been elected to the House in 58 years.  Republican Melvin Evans served 1979-1981 as a non-voting delegate from the Virgin Islands.  Clarification ran 10/24/90.</w:t>
-        <w:br/>
-        <w:t>Correction-Date: October 24, 1990, Wednesday, FINAL EDITION</w:t>
-        <w:br/>
-        <w:br/>
-        <w:t>Graphic</w:t>
-        <w:br/>
-        <w:br/>
-        <w:t xml:space="preserve"> </w:t>
-        <w:br/>
-        <w:t>PHOTO; b/w, Eileen Blass, USA TODAY (Gary Franks)</w:t>
-        <w:br/>
-        <w:t xml:space="preserve"> </w:t>
-        <w:br/>
-        <w:t>CUTLINE: FRANKS: Alderman identifies with conservative stands.</w:t>
+        <w:t>Accompanying story; Lasix at a glance</w:t>
       </w:r>
     </w:p>
     <w:sectPr>

--- a/example_articles/us_region/Multiple/4.us_region_Multiple_Other_publisher.docx
+++ b/example_articles/us_region/Multiple/4.us_region_Multiple_Other_publisher.docx
@@ -7,7 +7,7 @@
         <w:pStyle w:val="Heading1"/>
       </w:pPr>
       <w:r>
-        <w:t>Would Lasix ban bleed some dry?</w:t>
+        <w:t>Religion, guns have been backdrop for 'bitter' class for years</w:t>
       </w:r>
     </w:p>
     <w:p>
@@ -17,22 +17,22 @@
     </w:p>
     <w:p>
       <w:r>
-        <w:t>Date: 1990-06-07</w:t>
+        <w:t>Date: 2008-04-18</w:t>
       </w:r>
     </w:p>
     <w:p>
       <w:r>
-        <w:t>Section: SPORTS; Pg. 1C; Cover Story</w:t>
+        <w:t>Section: NEWS; Pg. 11A</w:t>
       </w:r>
     </w:p>
     <w:p>
       <w:r>
-        <w:t>Source file: Other publishers/Files (500) (30).DOCX</w:t>
+        <w:t>Source file: Other publishers/Files (500) (6).DOCX</w:t>
       </w:r>
     </w:p>
     <w:p>
       <w:r>
-        <w:t>Raw locations result, 'locations': ['West Virginia', 'Kentucky', 'Maryland', 'California', 'New York']</w:t>
+        <w:t>Raw locations result, 'locations': ['Pennsylvania', 'Texas', 'Illinois']</w:t>
       </w:r>
     </w:p>
     <w:p>
@@ -49,79 +49,43 @@
     </w:p>
     <w:p>
       <w:r>
-        <w:t>It might be expected that trainers at this working class racetrack would be offended or angry at New York's claim to purity. Instead, they laugh with incredulity.</w:t>
+        <w:t>I am shocked by how some people are taking Barack Obama's statement from April 6 totally out of context ("Obama: 'Bitter' comments were ill chosen," USATODAY.com, Saturday).</w:t>
         <w:br/>
-        <w:t>New York is the only state that disallows the use of medication on race day. That includes Lasix, a diuretic given to horses that experience respiratory bleeding that can range from traces to gushing. At many tracks across the USA, including Charles Town, some Thoroughbreds rely on it.</w:t>
+        <w:t>Obama said at a private fundraiser in San Francisco that working class voters "get bitter" and "cling to guns or religion."</w:t>
         <w:br/>
-        <w:t>Because Preakness winner Summer Squall, a user of Lasix, is skipping Saturday's Belmont Stakes in New York, there won't be a rubber match between Summer Squall and Unbridled. Kentucky Derby winner Unbridled, also a Lasix user, will compete in the 1 1/2-mile race. His trainer believes for this one race only he can run without the medication.</w:t>
+        <w:t>I would add that religion and violence have been the foundation for bitterness not just for the working class but for thousands of poor people for years. When gasoline prices are so high and groceries cost so much, the poor sometimes resort to violence. Other times they go to churches for food, counseling and prayer.</w:t>
         <w:br/>
-        <w:t>Race-track medication always has been cause for a hot discussion, but in the last 30 days it has heated to a boil. A recent study by the Jockey Club suggested that Lasix had ''questionable efficacy'' to stop bleeding and that it improves performance.</w:t>
+        <w:t>When Obama toured Pennsylvania recently, he saw people living in dire economic conditions. I'm sure that experience broke his heart.</w:t>
         <w:br/>
-        <w:t>Racing writer Paul Moran left no doubt of his stance when he wrote in New York's Newsday: ''Racing wears Lasix like a festering, self-inflicted wound on the end of its nose opened by the ax of greed and stamped with the imprimatur of every racing commission in the nation except New York's.''</w:t>
+        <w:t>And what happened?</w:t>
         <w:br/>
-        <w:t>Trainers at Charles Town aren't interested in theory or opinion, only reality.</w:t>
+        <w:t>He voiced his concern at a fundraiser, and Sen. Hillary Clinton of New York jumped on his words, which are being played as though the senator of Illinois lacks compassion toward working-class voters.</w:t>
         <w:br/>
-        <w:t>''If they think they're cleaner than us, they're blowing smoke,'' said Charles Town trainer Bob Brothers, who disputes claims that New Yorkers have a greater appreciation for the sport. ''It's ridiculous. I am in this game because I love it.''</w:t>
+        <w:t>Billy C. Murdock</w:t>
         <w:br/>
-        <w:t>To guys like Brothers, racing is a business, one they work at seven days a week. They run for purses averaging $ 2,000-$ 6,000. They might cherish the work, but it is still a business. Lasix is a necessity of that business, not a topic of debate.</w:t>
+        <w:t>New Braunfels, Texas</w:t>
         <w:br/>
-        <w:t>''You eliminate Lasix and I don't think I could survive,'' said Charles Town's George Whitehair.</w:t>
+        <w:t>Wake up, working class</w:t>
         <w:br/>
-        <w:t>Without Lasix, horses who bleed would be out for long periods of rest. With the medication, they are able to run more often, which means bigger fields, translating to better betting handles with money filtering back into purses.</w:t>
+        <w:t>I live in a rural area where good jobs have gone south and likely will not return.</w:t>
         <w:br/>
-        <w:t>''In this day and age, it saves thousands of dollars,'' said Bobby Hilton, one of the leading trainers at Charles Town. ''To say you can't use it is incredible. Only the NYRA (New York Racing Association) and the Jockey Club would dare to come up with something like this. These guys somehow got out of step with the rest of the racing industry. They are successful at driving their viewpoints down everyone else's throats. It should be a non- issue, but here we go again.''</w:t>
+        <w:t>The very people who have suffered most still overwhelmingly vote for presidential candidates who pander to big business. The question that Barack Obama was trying to answer was why working-class Americans don't vote for him. His answer was insightful and true. Poor people seemingly vote for candidates based on reasons other than their own economic interests.</w:t>
         <w:br/>
-        <w:t>Despite the New York attitude, it hasn't stopped the widespread use of the medication. The popular conception is that Lasix is abused at small tracks and tolerated at larger ones. That isn't necessarily so.</w:t>
+        <w:t>Their concerns over gun control, abortion, flag burning and prayer seem to trump their job pain. Obama explained all this eloquently.</w:t>
         <w:br/>
-        <w:t>Charles Town has approximately 39 percent of its horses run on the medication. At Churchill Downs in Louisville on the day of the Kentucky Derby, 50 of the 85 horses that ran used Lasix. On Preakness Day at Pimlico Race Course in Baltimore, 60 of 87 horses ran on Lasix. And at Hollywood Park in Inglewood, Calif., 61 of 77 horses ran on the medication last Sunday when 1989 Horse of the Year Sunday Silence made his 1990 debut.</w:t>
+        <w:t>My hope is that in the next election, common people such as myself will reject the red herring excuses and stop shooting themselves in the foot.</w:t>
         <w:br/>
-        <w:t>''I'd rather that everybody used it. I don't know why New York is so stubborn,'' said Hall of Fame trainer Ron McAnally, based in California. ''I don't know why they make an issue out there. I think it has really hurt New York racing. They have lost a lot of good players.''</w:t>
+        <w:t>Ed Fitch</w:t>
         <w:br/>
-        <w:t>And it will take more than a scientific study for trainers to believe that Lasix doesn't help their horses stop bleeding or that it improves performance.</w:t>
-        <w:br/>
-        <w:t>''All it does is let a horse do what they are capable of doing,'' said Hilton. ''The study that says it doesn't stop them from bleeding is nonsense. And it doesn't make a horse go faster. It is not hop. To say you can't use it is incredible.''</w:t>
-        <w:br/>
-        <w:t>D. Wayne Lukas, the leading money-winning trainer the last seven years, runs horses in New York and California.</w:t>
-        <w:br/>
-        <w:t>''I don't believe in the bottom-line statement that Lasix doesn't help a horse stop bleeding when we see day in and day out that we have bleeders it does help,'' said Lukas. ''I just don't think it has any enhancing quality. If it does, I'd be surprised.''</w:t>
-        <w:br/>
-        <w:t>The connections of Summer Squall believe his spring campaign was too rough to risk running in the Belmont without the medication.</w:t>
-        <w:br/>
-        <w:t>''You couldn't catch me with a net if I was pointing him to the Belmont and not knowing what would happen,'' said trainer Neil Howard. ''I respect the rules. It is not nagging at me that we can't go. We're not trying to get away from the Lasix rule.''</w:t>
-        <w:br/>
-        <w:t>Carl Nafzger, trainer of Unbridled, will take special precautions to prepare his colt for one race without medication.</w:t>
-        <w:br/>
-        <w:t>''It won't be anything drastic. Just in the last 12 hours I will get the system as empty as you can get it. I will take his food and water away,'' said Nafzger.</w:t>
-        <w:br/>
-        <w:t>With one top colt out of the Belmont and one having to compromise his normal schedule, many horseman are crying for equality in the rules. Either have everybody able to use medication or no one.</w:t>
-        <w:br/>
-        <w:t>Purists believe that if no one used medication, it would be a truer indication of the best horse. Not everyone agrees. They would rather see all the top competition.</w:t>
-        <w:br/>
-        <w:t>''When you have a horse like that son of a gun Summer Squall, it is not right not to let him run with the medication he needs,'' said trainer Frank Smith. ''It is detrimental to the best interests of racing, as far as I'm concerned.''</w:t>
-        <w:br/>
-        <w:t>But the Belmont is only a drop in the ocean of racing. There were more than 82,000 races last year drawing more than 60 million fans who bet close to $ 10 billion.</w:t>
-        <w:br/>
-        <w:t>The assertion is that without medication to help horses race, many tracks could simply put a ''For Sale'' sign out front.</w:t>
-        <w:br/>
-        <w:t>Many horsemen in New York have the economic resources to rest a horse that bleeds. That luxury is not afforded to everyone.</w:t>
-        <w:br/>
-        <w:t>''The New York stance is the rich man's stance. If one horse bleeds, bring in one that doesn't,'' said Maryland trainer John Hartsell. ''That is not an option for a guy with his last $ 10,000 invested. With Lasix, he can run.''</w:t>
-        <w:br/>
-        <w:t>Dr. Dennis Dibbern, state veterinarian for West Virginia, thinks that economics and integrity can be coupled: ''Even without Lasix, people are still going to run their horses. And if the public can't reliably bet on them with the confidence they are performing to the best of their ability, then we are cheating them. That's why Lasix should be available.</w:t>
-        <w:br/>
-        <w:t>''The public cannot see into the lungs of a horse before a race. They don't know if they had bled. With Lasix, you serve the integrity of the betting public. They know the horse is able to run to his capabilities.''</w:t>
-        <w:br/>
-        <w:t>Said trainer Darryl Boyer: ''If for no other reason, Lasix should be available as a safety feature. If a horse can't breathe, he will fall. If that's not defrauding the public, what is?''</w:t>
-        <w:br/>
-        <w:t>Still, the bottom line is the bottom line.</w:t>
-        <w:br/>
-        <w:t>''If they won't let me use Lasix, I might as well go to the movies,'' said Whitehair.</w:t>
+        <w:t xml:space="preserve">Lawrenceville, Ill. </w:t>
         <w:br/>
         <w:br/>
-        <w:t>Notes</w:t>
+        <w:t>Graphic</w:t>
         <w:br/>
         <w:br/>
-        <w:t>Accompanying story; Lasix at a glance</w:t>
+        <w:t xml:space="preserve"> </w:t>
+        <w:br/>
+        <w:t>PHOTO, B/W, William Thomas Cain, Getty Images</w:t>
       </w:r>
     </w:p>
     <w:sectPr>

--- a/example_articles/us_region/Multiple/4.us_region_Multiple_Other_publisher.docx
+++ b/example_articles/us_region/Multiple/4.us_region_Multiple_Other_publisher.docx
@@ -7,7 +7,7 @@
         <w:pStyle w:val="Heading1"/>
       </w:pPr>
       <w:r>
-        <w:t>Religion, guns have been backdrop for 'bitter' class for years</w:t>
+        <w:t>DEMOCRATS SHOULD TEMPER THEIR EXPENSIVE ENTHUSIASMS</w:t>
       </w:r>
     </w:p>
     <w:p>
@@ -17,22 +17,22 @@
     </w:p>
     <w:p>
       <w:r>
-        <w:t>Date: 2008-04-18</w:t>
+        <w:t>Date: 2021-11-27</w:t>
       </w:r>
     </w:p>
     <w:p>
       <w:r>
-        <w:t>Section: NEWS; Pg. 11A</w:t>
+        <w:t>Section: OPINION; Pg. WB-2</w:t>
       </w:r>
     </w:p>
     <w:p>
       <w:r>
-        <w:t>Source file: Other publishers/Files (500) (6).DOCX</w:t>
+        <w:t>Source file: Other publishers/Files (500) (3).DOCX</w:t>
       </w:r>
     </w:p>
     <w:p>
       <w:r>
-        <w:t>Raw locations result, 'locations': ['Pennsylvania', 'Texas', 'Illinois']</w:t>
+        <w:t>Raw locations result, 'locations': ['Georgia', 'North Carolina', 'Arizona', 'Wisconsin', 'Pennsylvania']</w:t>
       </w:r>
     </w:p>
     <w:p>
@@ -49,35 +49,57 @@
     </w:p>
     <w:p>
       <w:r>
-        <w:t>I am shocked by how some people are taking Barack Obama's statement from April 6 totally out of context ("Obama: 'Bitter' comments were ill chosen," USATODAY.com, Saturday).</w:t>
+        <w:t>President Joe Biden has been ever a willow, never an oak, bending under progressive winds. Now, however, congressional Democrats should consider tempering their enthusiasm with lucidity. That is, their enthusiasm about their many expensive enthusiasms, with lucidity about the electorate.</w:t>
         <w:br/>
-        <w:t>Obama said at a private fundraiser in San Francisco that working class voters "get bitter" and "cling to guns or religion."</w:t>
+        <w:t>This is likely their only way to avoid a dispiriting, for them, 2022: Losing control of either congressional chamber would extinguish Mr. Biden's legislative agenda.</w:t>
         <w:br/>
-        <w:t>I would add that religion and violence have been the foundation for bitterness not just for the working class but for thousands of poor people for years. When gasoline prices are so high and groceries cost so much, the poor sometimes resort to violence. Other times they go to churches for food, counseling and prayer.</w:t>
+        <w:t>So, as the Democrats' kamikaze caucus contemplates a (properly scored) $4 trillion-plus Build Back Better gusher to punctuate a year that has seen the highest inflation in 31 years, this caucus should ponder some data:</w:t>
         <w:br/>
-        <w:t>When Obama toured Pennsylvania recently, he saw people living in dire economic conditions. I'm sure that experience broke his heart.</w:t>
+        <w:t>Mr. Biden's agenda for swollen government resembles Franklin D. Roosevelt's in 1933 and Lyndon B. Johnson's in 1965.</w:t>
         <w:br/>
-        <w:t>And what happened?</w:t>
+        <w:t>The stark differences are the popular-vote margins that put the three into the presidency: FDR, 17 percentage points; LBJ, 23 points; Biden, 4.5 points. So, in 1933, there were 59 Democratic senators (out of 96) and 313 Democratic representatives. In 1965, there were 68 Democratic senators and 295 Democratic representatives. Today, the numbers are 50 and 221. Analyst Charlie Cook says of 2020:</w:t>
         <w:br/>
-        <w:t>He voiced his concern at a fundraiser, and Sen. Hillary Clinton of New York jumped on his words, which are being played as though the senator of Illinois lacks compassion toward working-class voters.</w:t>
+        <w:t>"The presidential race came down to 125,084 votes spread across Georgia, Arizona, Wisconsin and Pennsylvania.</w:t>
         <w:br/>
-        <w:t>Billy C. Murdock</w:t>
+        <w:t>"A flip of just 62,543 votes and Donald Trump would now be [well] into a second term.</w:t>
         <w:br/>
-        <w:t>New Braunfels, Texas</w:t>
+        <w:t>"In the Senate, the Georgia seat that put Democrats over the top was a matter of Jon Ossoff winning just 59,944 more votes than David Perdue.</w:t>
         <w:br/>
-        <w:t>Wake up, working class</w:t>
+        <w:t>"The margin in the House was 31,751 votes across five districts."</w:t>
         <w:br/>
-        <w:t>I live in a rural area where good jobs have gone south and likely will not return.</w:t>
+        <w:t>In 2020, five states - Georgia, North Carolina, Arizona, Wisconsin, Pennsylvania - were won by margins of 1.5 percentage points or less. Mr. Biden won all but North Carolina.</w:t>
         <w:br/>
-        <w:t>The very people who have suffered most still overwhelmingly vote for presidential candidates who pander to big business. The question that Barack Obama was trying to answer was why working-class Americans don't vote for him. His answer was insightful and true. Poor people seemingly vote for candidates based on reasons other than their own economic interests.</w:t>
+        <w:t>If Mr. Trump had won the three that Mr. Biden carried by less than 1 point - Georgia, Wisconsin, Arizona - he would be president.</w:t>
         <w:br/>
-        <w:t>Their concerns over gun control, abortion, flag burning and prayer seem to trump their job pain. Obama explained all this eloquently.</w:t>
+        <w:t>The 2012 presidential election was the most recent one in which the Democratic candidate carried even 40% of whites without college educations.</w:t>
         <w:br/>
-        <w:t>My hope is that in the next election, common people such as myself will reject the red herring excuses and stop shooting themselves in the foot.</w:t>
+        <w:t>Today, according to David Shor, a Democratic consultant, "If you look inside the Democratic Party, there are three times more moderate or conservative non-white people than very liberal white people, but very liberal white people are infinitely more represented" (emphasis added).</w:t>
         <w:br/>
-        <w:t>Ed Fitch</w:t>
+        <w:t>And between 2016 and 2020, Mr. Trump increased his success with non-white working-class voters. Mr. Biden won a smaller share of both the white and non-white working class vote than Barack Obama received in 2012.</w:t>
         <w:br/>
-        <w:t xml:space="preserve">Lawrenceville, Ill. </w:t>
+        <w:t>This is one reason Mr. Trump is the first incumbent president to increase his vote total - he did by 10 million - while failing to win re-election. Another reason is that just 10% of those who voted for Mr. Obama in 2012 and Mr. Trump in 2016 voted for Mr. Biden in 2020.</w:t>
+        <w:br/>
+        <w:t>Ticket-splitting has declined: In 2020, only 16 of 435 congressional districts were won by a presidential candidate of one party and a House candidate of the other.</w:t>
+        <w:br/>
+        <w:t>In 2008, about 71% of Senate elections were won by the party whose presidential candidate carried the state.</w:t>
+        <w:br/>
+        <w:t>In 2020, the figure was 95.6%, the same as with House districts.</w:t>
+        <w:br/>
+        <w:t>But the three states Mr. Biden carried by the largest margins (Maryland, 33.2 points; Massachusetts, 33.5; Vermont, 35.4) have Republican governors.</w:t>
+        <w:br/>
+        <w:t>In the 2021-2022 post-census redrawing of congressional districts, Republicans control legislatures in states with 187 districts, and Democrats have complete control in states with just 75.</w:t>
+        <w:br/>
+        <w:t>Furthermore, House races are susceptible to national waves, and since World War II, average midterm House losses for the president's party are slightly worse in presidents' first terms (23) than on average (22). Also, the most recent president to escape a first-term contraction of his party's Senate caucus in midterm elections was John F. Kennedy in 1962.</w:t>
+        <w:br/>
+        <w:t>So, Mr. Biden could become the fifth consecutive president to see his party lose control of both the House and the Senate during his tenure.</w:t>
+        <w:br/>
+        <w:t>He could even lose both in the first midterm elections of his tenure. This most recently happened not recently - in 1994 and 1954, during Bill Clinton's and Dwight D. Eisenhower's first terms, respectively.</w:t>
+        <w:br/>
+        <w:t>Today's polarization is not unprecedented. When a 1936 Gallup poll asked, "Do you believe the acts and policies of the Roosevelt administration may lead to a dictatorship?" 9% of Democrats said yes, and 83% of Republicans said yes. Today, however, there is broad agreement among Americans about something: Last week's Post-ABC News poll revealed that a landslide 59% are concerned that Mr. Biden would "do too much to increase the size and role of government."</w:t>
+        <w:br/>
+        <w:t>Now, about that Build Back Better gusher ...</w:t>
+        <w:br/>
+        <w:t>George Will is a columnist for The Washington Post.</w:t>
         <w:br/>
         <w:br/>
         <w:t>Graphic</w:t>
@@ -85,7 +107,7 @@
         <w:br/>
         <w:t xml:space="preserve"> </w:t>
         <w:br/>
-        <w:t>PHOTO, B/W, William Thomas Cain, Getty Images</w:t>
+        <w:t>PHOTO: Branden Camp/Associated Press: U.S. Sen. Jon Ossoff, D-Georgia</w:t>
       </w:r>
     </w:p>
     <w:sectPr>
